--- a/工作周报/第二周/彭进辉.docx
+++ b/工作周报/第二周/彭进辉.docx
@@ -266,8 +266,17 @@
                 <w:rFonts w:ascii="宋体" w:eastAsia="宋体" w:hAnsi="宋体" w:cs="宋体"/>
                 <w:color w:val="000000"/>
               </w:rPr>
-              <w:t>模拟面试智能体系统</w:t>
-            </w:r>
+              <w:t>模拟面试智能</w:t>
+            </w:r>
+            <w:proofErr w:type="gramStart"/>
+            <w:r>
+              <w:rPr>
+                <w:rFonts w:ascii="宋体" w:eastAsia="宋体" w:hAnsi="宋体" w:cs="宋体"/>
+                <w:color w:val="000000"/>
+              </w:rPr>
+              <w:t>体系统</w:t>
+            </w:r>
+            <w:proofErr w:type="gramEnd"/>
           </w:p>
         </w:tc>
       </w:tr>
@@ -320,11 +329,6 @@
             </w:tcBorders>
           </w:tcPr>
           <w:p>
-            <w:pPr>
-              <w:rPr>
-                <w:rFonts w:hint="eastAsia"/>
-              </w:rPr>
-            </w:pPr>
             <w:r>
               <w:rPr>
                 <w:rFonts w:hint="eastAsia"/>
@@ -341,15 +345,24 @@
               <w:rPr>
                 <w:rFonts w:hint="eastAsia"/>
               </w:rPr>
-              <w:t>项目达到运行状态时，请配截图）：</w:t>
-            </w:r>
-          </w:p>
-          <w:p>
-            <w:pPr>
-              <w:rPr>
-                <w:rFonts w:hint="eastAsia"/>
-              </w:rPr>
-            </w:pPr>
+              <w:t>项目达到运行状态时，</w:t>
+            </w:r>
+            <w:proofErr w:type="gramStart"/>
+            <w:r>
+              <w:rPr>
+                <w:rFonts w:hint="eastAsia"/>
+              </w:rPr>
+              <w:t>请配截</w:t>
+            </w:r>
+            <w:proofErr w:type="gramEnd"/>
+            <w:r>
+              <w:rPr>
+                <w:rFonts w:hint="eastAsia"/>
+              </w:rPr>
+              <w:t>图）：</w:t>
+            </w:r>
+          </w:p>
+          <w:p>
             <w:r>
               <w:rPr>
                 <w:rFonts w:hint="eastAsia"/>
@@ -370,11 +383,6 @@
             </w:r>
           </w:p>
           <w:p>
-            <w:pPr>
-              <w:rPr>
-                <w:rFonts w:hint="eastAsia"/>
-              </w:rPr>
-            </w:pPr>
             <w:r>
               <w:rPr>
                 <w:rFonts w:hint="eastAsia"/>
@@ -391,7 +399,21 @@
               <w:rPr>
                 <w:rFonts w:hint="eastAsia"/>
               </w:rPr>
-              <w:t>共同讨论完成了技术栈的选型，后端框架使用</w:t>
+              <w:t>共同讨论完成了技术</w:t>
+            </w:r>
+            <w:proofErr w:type="gramStart"/>
+            <w:r>
+              <w:rPr>
+                <w:rFonts w:hint="eastAsia"/>
+              </w:rPr>
+              <w:t>栈</w:t>
+            </w:r>
+            <w:proofErr w:type="gramEnd"/>
+            <w:r>
+              <w:rPr>
+                <w:rFonts w:hint="eastAsia"/>
+              </w:rPr>
+              <w:t>的选型，后端框架使用</w:t>
             </w:r>
             <w:proofErr w:type="spellStart"/>
             <w:r>
@@ -458,15 +480,16 @@
               <w:rPr>
                 <w:rFonts w:hint="eastAsia"/>
               </w:rPr>
+              <w:t>完成</w:t>
+            </w:r>
+            <w:r>
+              <w:rPr>
+                <w:rFonts w:hint="eastAsia"/>
+              </w:rPr>
               <w:t>开发模式与工具选型</w:t>
             </w:r>
           </w:p>
           <w:p>
-            <w:pPr>
-              <w:rPr>
-                <w:rFonts w:hint="eastAsia"/>
-              </w:rPr>
-            </w:pPr>
             <w:r>
               <w:rPr>
                 <w:rFonts w:hint="eastAsia"/>
@@ -543,11 +566,6 @@
             </w:r>
           </w:p>
           <w:p>
-            <w:pPr>
-              <w:rPr>
-                <w:rFonts w:hint="eastAsia"/>
-              </w:rPr>
-            </w:pPr>
             <w:r>
               <w:rPr>
                 <w:rFonts w:hint="eastAsia"/>
@@ -563,9 +581,6 @@
                 <w:numId w:val="6"/>
               </w:numPr>
               <w:ind w:firstLineChars="0"/>
-              <w:rPr>
-                <w:rFonts w:hint="eastAsia"/>
-              </w:rPr>
             </w:pPr>
             <w:r>
               <w:rPr>
@@ -575,11 +590,6 @@
             </w:r>
           </w:p>
           <w:p>
-            <w:pPr>
-              <w:rPr>
-                <w:rFonts w:hint="eastAsia"/>
-              </w:rPr>
-            </w:pPr>
             <w:r>
               <w:rPr>
                 <w:rFonts w:hint="eastAsia"/>
@@ -731,11 +741,6 @@
             </w:r>
           </w:p>
           <w:p>
-            <w:pPr>
-              <w:rPr>
-                <w:rFonts w:hint="eastAsia"/>
-              </w:rPr>
-            </w:pPr>
             <w:r>
               <w:rPr>
                 <w:rFonts w:hint="eastAsia"/>
@@ -744,11 +749,6 @@
             </w:r>
           </w:p>
           <w:p>
-            <w:pPr>
-              <w:rPr>
-                <w:rFonts w:hint="eastAsia"/>
-              </w:rPr>
-            </w:pPr>
             <w:r>
               <w:rPr>
                 <w:rFonts w:hint="eastAsia"/>
@@ -768,7 +768,15 @@
               <w:t xml:space="preserve">: </w:t>
             </w:r>
             <w:r>
-              <w:t>智能问答与测评体系的评分维度需要细化</w:t>
+              <w:t>智能问答与测评体系的评分维</w:t>
+            </w:r>
+            <w:proofErr w:type="gramStart"/>
+            <w:r>
+              <w:t>度需要</w:t>
+            </w:r>
+            <w:proofErr w:type="gramEnd"/>
+            <w:r>
+              <w:t>细化</w:t>
             </w:r>
             <w:r>
               <w:rPr>
@@ -778,11 +786,6 @@
             </w:r>
           </w:p>
           <w:p>
-            <w:pPr>
-              <w:rPr>
-                <w:rFonts w:hint="eastAsia"/>
-              </w:rPr>
-            </w:pPr>
             <w:r>
               <w:rPr>
                 <w:rFonts w:hint="eastAsia"/>
@@ -813,11 +816,6 @@
             </w:r>
           </w:p>
           <w:p>
-            <w:pPr>
-              <w:rPr>
-                <w:rFonts w:hint="eastAsia"/>
-              </w:rPr>
-            </w:pPr>
             <w:r>
               <w:rPr>
                 <w:rFonts w:hint="eastAsia"/>
